--- a/project2-agropeace/docs/AgroPeace_Report.docx
+++ b/project2-agropeace/docs/AgroPeace_Report.docx
@@ -257,7 +257,7 @@
         <w:jc w:val="both"/>
       </w:pPr>
       <w:r>
-        <w:t xml:space="preserve">Clashes between crop farmers and cattle herders have become one of Nigeria's deadliest security problems. The International Crisis Group estimated about 2,500 deaths in 2016 alone, with the Middle Belt, and Benue State in particular, at the centre. Most incidents follow a familiar pattern: a herd enters farmland, crops are destroyed, rumours spread, and a reprisal follows before mediators or security agencies arrive. The information needed to act early often exists (herd movements, crop seasons, past incidents, community warnings) but it is scattered, unverified and slow.</w:t>
+        <w:t xml:space="preserve">Clashes between crop farmers and cattle herders have become one of Nigeria's deadliest security problems, with the Middle Belt, and Benue State in particular, at the centre. Most incidents follow a familiar pattern: a herd enters farmland, crops are destroyed, rumours spread, and a reprisal follows before mediators or security agencies arrive. The information needed to act early often exists (herd movements, crop seasons, past incidents, community warnings) but it is scattered, unverified and slow.</w:t>
       </w:r>
     </w:p>
     <w:p>
@@ -355,7 +355,7 @@
         <w:jc w:val="both"/>
       </w:pPr>
       <w:r>
-        <w:t xml:space="preserve">Pastoralists and crop farmers have shared land in Nigeria's savanna and Middle Belt for generations. Seasonal movement of herds, south in the dry season in search of pasture and water and north again with the rains, was historically managed through local agreements, stock routes and grazing reserves. Over recent decades that balance has broken down. Desertification in the far north, insecurity, population growth and the spread of farms onto grazing land and stock routes have pushed herds into closer contact with farms (International Crisis Group [ICG], 2017).</w:t>
+        <w:t xml:space="preserve">Pastoralists and crop farmers have shared land in Nigeria's savanna and Middle Belt for generations. Seasonal movement of herds, south in the dry season in search of pasture and water and north again with the rains, was historically managed through local agreements, stock routes and grazing reserves. Over recent decades that balance has broken down. Desertification in the far north, insecurity, population growth and the spread of farms onto grazing land and stock routes have pushed herds into closer contact with farms. Satellite studies show grazing land shrinking as farms spread across traditional migration routes (Usman &amp; Nichol, 2022), and in the Mid-Benue Trough 63% of pastoralist-farmer conflicts between 2000 and 2020 occurred on cropland (Njoku et al., 2023).</w:t>
       </w:r>
     </w:p>
     <w:p>
@@ -364,7 +364,7 @@
         <w:jc w:val="both"/>
       </w:pPr>
       <w:r>
-        <w:t xml:space="preserve">The results have been deadly. The ICG (2017) estimated about 2,500 deaths in 2016 and warned that the conflict had become as dangerous as the Boko Haram insurgency. Benue State, known as the Food Basket of the Nation, has been among the worst affected, with repeated attacks in Guma, Agatu and Logo Local Government Areas (LGAs). In response, Benue passed the Open Grazing Prohibition and Ranches Establishment Law in May 2017, which took effect in November 2017. The Federal Government created the NSCDC Agro Rangers to protect farms and mediate disputes, and adopted the National Livestock Transformation Plan to move herding toward ranching.</w:t>
+        <w:t xml:space="preserve">The results have been deadly. Benue State, known as the Food Basket of the Nation, has been described as the epicentre of the conflict, with Logo, Guma and Agatu Local Government Areas (LGAs) among the worst affected (Barango-Tariah et al., 2022). Mapping of ACLED records for 2015 to 2018 placed the highest incidence around Gbajimba in Guma (47 incidents) and Ugba in Logo (40 incidents) (Musa et al., 2024). In response, Benue passed the Open Grazing Prohibition and Ranches Establishment Law in 2017. Nwankwo (2024a) found that, rather than calming the conflict, the law was followed by escalation, displacement, and new criminality in abandoned villages along the Benue-Nasarawa-Taraba border. The Federal Government created the NSCDC Agro Rangers to protect farms and mediate disputes, and adopted the National Livestock Transformation Plan to move herding toward ranching.</w:t>
       </w:r>
     </w:p>
     <w:p>
@@ -373,7 +373,7 @@
         <w:jc w:val="both"/>
       </w:pPr>
       <w:r>
-        <w:t xml:space="preserve">A pattern appears across many incidents. A herd strays onto a farm, often at night. Crops are destroyed. The farmer's community hears a version of events, sometimes exaggerated, and a rumour of an attack spreads by phone and social media. Young men mobilise. By the time a peace committee or security patrol arrives, people have been killed. Each step in that chain happens over hours, which means there is a window to intervene, if the right people know in time.</w:t>
+        <w:t xml:space="preserve">A pattern appears across many incidents. A herd strays onto a farm, often at night. Crops are destroyed. The farmer's community hears a version of events, sometimes exaggerated, and a rumour of an attack spreads by phone and social media. In a 2026 survey of 370 farmers, herders and residents in Bauchi State, WhatsApp (82%) and Facebook (73%) were the main channels for farmer-herder misinformation, and voice notes and short videos spread faster than text (Bappayo et al., 2026). Young men mobilise. By the time a peace committee or security patrol arrives, people have been killed. Each step in that chain happens over hours, which means there is a window to intervene, if the right people know in time.</w:t>
       </w:r>
     </w:p>
     <w:p>
@@ -674,7 +674,7 @@
         <w:jc w:val="both"/>
       </w:pPr>
       <w:r>
-        <w:t xml:space="preserve">The ICG (2017) traces the conflict to the southward migration of herders, driven by desertification, insecurity in the north and the loss of grazing land to expanding farms and settlements. Its follow-up report (ICG, 2018) found the violence had spread and become more deadly, with ethnic and religious framing making it harder to resolve. Both reports stress weak early warning and slow security response as reasons small disputes become mass killings, and both recommend conflict-resolution mechanisms at local level alongside grazing reserves and better policing.</w:t>
+        <w:t xml:space="preserve">Recent studies agree that competition for land and water lies at the root of the conflict, but differ on what turns it violent. A study of Logo, Guma and Agatu found land to be the main cause, found that farmers and herders tend to use force while government agencies avoid engagement, and recommended conflict management committees that include both groups (Barango-Tariah et al., 2022). Satellite studies link conflicts to cropland expanding onto grazing land and to rising land surface temperature (Njoku et al., 2023), while conflict-corridor modelling finds that climate and land-use change matter in some corridors and social, political and cultural forces matter more in others (Faiyetole &amp; Abiodun, 2026). Nwankwo (2025) argues that competition for scarce wetlands causes the conflict, while perceptions of injustice over compensation for crop damage and cattle killings escalate it into violence; identity differences read as threats add to this (Nwankwo, 2024b). The practical lesson for an information system is that each crop-damage incident needs early, fair and visible handling.</w:t>
       </w:r>
     </w:p>
     <w:p>
@@ -711,7 +711,7 @@
         <w:t xml:space="preserve">Benue Open Grazing Prohibition and Ranches Establishment Law, 2017</w:t>
       </w:r>
       <w:r>
-        <w:t xml:space="preserve">: bans open grazing and requires ranching; enforcement has been contested and its effects are debated.</w:t>
+        <w:t xml:space="preserve">: bans open grazing and requires ranching; recent research links its enforcement to escalation and to perceptions of injustice among pastoralists (Nwankwo, 2024a, 2025).</w:t>
       </w:r>
     </w:p>
     <w:p>
@@ -797,7 +797,7 @@
         <w:jc w:val="both"/>
       </w:pPr>
       <w:r>
-        <w:t xml:space="preserve">Regional bodies run conflict early warning systems, such as ECOWARN under ECOWAS and CEWARN under IGAD in the Horn of Africa. These collect field reports from monitors and produce analysis for decision makers, but they work at a scale of days and weeks, not the hours in which a farm dispute becomes a killing.</w:t>
+        <w:t xml:space="preserve">Regional bodies run conflict early warning systems, such as ECOWARN under ECOWAS and CEWARN under IGAD. A 2026 study of ECOWARN found its detection capability technically mature, with 55 indicators and 42 event types, but its outputs routinely treated as advisory rather than as triggers for action (Muhammad, 2026). Civil society participation in the AU, ECOWAS and IGAD systems has also fallen short of expectations (Aeby, 2024). Forecasting systems such as ViEWS predict political violence months ahead at country and sub-national grid level (Hegre et al., 2021), and a review of such systems calls for more open data and code (Rød et al., 2024). All of these work at a scale of weeks and months, not the hours in which a farm dispute becomes a killing, and none closes the gap between a warning and a response.</w:t>
       </w:r>
     </w:p>
     <w:p>
@@ -806,7 +806,7 @@
         <w:jc w:val="both"/>
       </w:pPr>
       <w:r>
-        <w:t xml:space="preserve">Crowdsourced crisis mapping showed that ordinary people with basic phones can report events in real time. Ushahidi was built in a few days during Kenya's 2007/2008 post-election violence to collect and map SMS and web reports of violence (Okolloh, 2009). Its main weakness is verification: anyone can report anything. AgroPeace keeps the open reporting idea but adds trust scoring and withholds unverified reports.</w:t>
+        <w:t xml:space="preserve">Crowdsourced reporting lets ordinary people report events in real time, but credibility is its weak point: anyone can report anything. Grassi et al. (2023) showed that weighing crowdsourced emergency reports with a reputation mechanism is safer than simple majority voting. In Nigeria this matters more than usual. Survey evidence links the spread of fake news, misinformation and disinformation to the escalation of national conflicts (Nasidi et al., 2025), and an analysis of media coverage of the farmer-herder conflict found low objectivity and heavy negative framing (Apuke &amp; Omar, 2021). AgroPeace keeps open reporting but adds trust scoring and withholds unverified reports.</w:t>
       </w:r>
     </w:p>
     <w:p>
@@ -815,7 +815,7 @@
         <w:jc w:val="both"/>
       </w:pPr>
       <w:r>
-        <w:t xml:space="preserve">For historical incident data, the Armed Conflict Location and Event Data project (ACLED) codes political violence and protest events by date and exact location (Raleigh et al., 2010). ACLED is the natural source for the incident history layer in a real deployment and for calibrating the risk weights.</w:t>
+        <w:t xml:space="preserve">For historical incident data, the Armed Conflict Location and Event Data project (ACLED) records conflict events by date and location, and recent Benue studies rely on it (Musa et al., 2024; Njoku et al., 2023). ACLED is the natural source for the incident history layer in a real deployment and for calibrating the risk weights.</w:t>
       </w:r>
     </w:p>
     <w:p>
@@ -823,7 +823,33 @@
         <w:pStyle w:val="Heading2"/>
       </w:pPr>
       <w:r>
-        <w:t xml:space="preserve">2.4 GIS Methods Used</w:t>
+        <w:t xml:space="preserve">2.4 GIS and Tracking in Earlier Work</w:t>
+      </w:r>
+    </w:p>
+    <w:p>
+      <w:pPr>
+        <w:spacing w:after="160" w:line="360"/>
+        <w:jc w:val="both"/>
+      </w:pPr>
+      <w:r>
+        <w:t xml:space="preserve">GIS has already been applied to the conflict in Benue. Ejikeme et al. (2022) built a web-based geospatial decision support system that classified Agatu as a very high conflict zone and Guma, Gwer West and Logo as high, and used multi-criteria analysis to propose sites for grazing reserves. Musa et al. (2024) mapped incident hotspots in Guma and Logo. These studies support planning; they do not give warnings while a herd is moving.</w:t>
+      </w:r>
+    </w:p>
+    <w:p>
+      <w:pPr>
+        <w:spacing w:after="160" w:line="360"/>
+        <w:jc w:val="both"/>
+      </w:pPr>
+      <w:r>
+        <w:t xml:space="preserve">GPS collars now document pastoral movement in detail. Scriban et al. (2024) tracked transhumant and resident herds in Senegal for two and a half years and found that herds spent about 47% of their time resting, 37% foraging and 16% travelling, with nocturnal grazing among the practices recorded. Mwanga et al. (2025) combined GPS collars with participatory mapping of grazing areas, water points and migration corridors in 219 Tanzanian villages. Usman and Nichol (2022) recommend digital tagging of livestock as part of conflict mitigation, and Herlin et al. (2021) review the welfare questions raised by GPS positioning and virtual fences. None of these link tracking to a response system.</w:t>
+      </w:r>
+    </w:p>
+    <w:p>
+      <w:pPr>
+        <w:pStyle w:val="Heading2"/>
+      </w:pPr>
+      <w:r>
+        <w:t xml:space="preserve">2.5 GIS Methods Used</w:t>
       </w:r>
     </w:p>
     <w:p>
@@ -951,7 +977,7 @@
         <w:pStyle w:val="Heading2"/>
       </w:pPr>
       <w:r>
-        <w:t xml:space="preserve">2.5 Security Threats to Early Warning Data</w:t>
+        <w:t xml:space="preserve">2.6 Security Threats to Early Warning Data</w:t>
       </w:r>
     </w:p>
     <w:p>
@@ -960,7 +986,7 @@
         <w:jc w:val="both"/>
       </w:pPr>
       <w:r>
-        <w:t xml:space="preserve">An early warning system is an information system, so it inherits the classic threats. Here their consequences are physical. Table 2.1 maps the classes of attack from the CMP 468 outline to this setting.</w:t>
+        <w:t xml:space="preserve">An early warning system is an information system, so it inherits the classic threats to confidentiality, integrity and availability (Pfleeger et al., 2023). Here their consequences are physical. Table 2.1 maps the classes of attack from the CMP 468 outline to this setting.</w:t>
       </w:r>
     </w:p>
     <w:p>
@@ -1644,7 +1670,7 @@
         <w:pStyle w:val="Heading2"/>
       </w:pPr>
       <w:r>
-        <w:t xml:space="preserve">2.6 Research Gap</w:t>
+        <w:t xml:space="preserve">2.7 Research Gap</w:t>
       </w:r>
     </w:p>
     <w:p>
@@ -1653,7 +1679,7 @@
         <w:jc w:val="both"/>
       </w:pPr>
       <w:r>
-        <w:t xml:space="preserve">Regional early warning systems are too slow for local disputes. Crowdsourced maps are fast but cannot tell rumour from fact and do not protect reporters. GIS studies of the conflict map where it happened, not where it is about to happen. None of these combine real-time herd tracking, trust-scored community reporting, LGA-level response routing and strong security in one low-cost system that works on basic phones. AgroPeace addresses that gap.</w:t>
+        <w:t xml:space="preserve">Regional early warning systems are too slow for local disputes and struggle to turn warnings into action (Muhammad, 2026). Crowdsourced reporting is fast but cannot tell rumour from fact without a credibility mechanism (Grassi et al., 2023), and it does not protect reporters. GIS studies of the conflict map where it happened, not where it is about to happen (Ejikeme et al., 2022; Musa et al., 2024), and GPS studies of herds describe movement without linking it to a response (Scriban et al., 2024). None of these combine real-time herd tracking, trust-scored community reporting, LGA-level response routing and strong security in one low-cost system that works on basic phones. AgroPeace addresses that gap.</w:t>
       </w:r>
     </w:p>
     <w:p>
@@ -8767,7 +8793,7 @@
                 <w:sz w:val="20"/>
                 <w:szCs w:val="20"/>
               </w:rPr>
-              <w:t xml:space="preserve">Attacker motives: provoke violence, find informants, locate herds (Section 2.5)</w:t>
+              <w:t xml:space="preserve">Attacker motives: provoke violence, find informants, locate herds (Section 2.6)</w:t>
             </w:r>
           </w:p>
         </w:tc>
@@ -9247,7 +9273,7 @@
                 <w:sz w:val="20"/>
                 <w:szCs w:val="20"/>
               </w:rPr>
-              <w:t xml:space="preserve">Role policy, break-glass procedure, NDPA 2023, Cybercrimes Act 2015</w:t>
+              <w:t xml:space="preserve">Role policy, break-glass procedure, NDPA 2023, Cybercrimes (Amendment) Act 2024</w:t>
             </w:r>
           </w:p>
         </w:tc>
@@ -9687,17 +9713,17 @@
         <w:jc w:val="left"/>
       </w:pPr>
       <w:r>
-        <w:t xml:space="preserve">Benue State Government. (2017). </w:t>
+        <w:t xml:space="preserve">Aeby, M. (2024). High expectations: Civil society participation in conflict early warning and response systems of the AU, ECOWAS and IGAD. </w:t>
       </w:r>
       <w:r>
         <w:rPr>
           <w:i/>
           <w:iCs/>
         </w:rPr>
-        <w:t xml:space="preserve">Open Grazing Prohibition and Ranches Establishment Law, 2017</w:t>
-      </w:r>
-      <w:r>
-        <w:t xml:space="preserve">. Benue State of Nigeria.</w:t>
+        <w:t xml:space="preserve">South African Journal of International Affairs, 31</w:t>
+      </w:r>
+      <w:r>
+        <w:t xml:space="preserve">(2), 167–190. https://doi.org/10.1080/10220461.2024.2385935</w:t>
       </w:r>
     </w:p>
     <w:p>
@@ -9707,17 +9733,17 @@
         <w:jc w:val="left"/>
       </w:pPr>
       <w:r>
-        <w:t xml:space="preserve">Dworkin, M. (2007). </w:t>
+        <w:t xml:space="preserve">Apuke, O. D., &amp; Omar, B. (2021). Media and conflict reporting: A content analysis and victims assessment of media coverage of the conflict between farmers and herdsmen in Nigeria. </w:t>
       </w:r>
       <w:r>
         <w:rPr>
           <w:i/>
           <w:iCs/>
         </w:rPr>
-        <w:t xml:space="preserve">Recommendation for block cipher modes of operation: Galois/Counter Mode (GCM) and GMAC</w:t>
-      </w:r>
-      <w:r>
-        <w:t xml:space="preserve"> (NIST Special Publication 800-38D). National Institute of Standards and Technology. https://doi.org/10.6028/NIST.SP.800-38D</w:t>
+        <w:t xml:space="preserve">Security Journal, 35</w:t>
+      </w:r>
+      <w:r>
+        <w:t xml:space="preserve">(2), 345–366. https://doi.org/10.1057/s41284-020-00280-0</w:t>
       </w:r>
     </w:p>
     <w:p>
@@ -9727,17 +9753,77 @@
         <w:jc w:val="left"/>
       </w:pPr>
       <w:r>
-        <w:t xml:space="preserve">Federal Republic of Nigeria. (2015). </w:t>
+        <w:t xml:space="preserve">Bappayo, A., Abubakar, A., &amp; Haruna Kifri, Y. (2026). Security concerns arising from misinformation spread in rural communities: The role of social media in amplifying farmer-herder conflicts Nigeria. </w:t>
       </w:r>
       <w:r>
         <w:rPr>
           <w:i/>
           <w:iCs/>
         </w:rPr>
-        <w:t xml:space="preserve">Cybercrimes (Prohibition, Prevention, etc.) Act, 2015</w:t>
-      </w:r>
-      <w:r>
-        <w:t xml:space="preserve">.</w:t>
+        <w:t xml:space="preserve">Safety and Security Advances, 2</w:t>
+      </w:r>
+      <w:r>
+        <w:t xml:space="preserve">(1), 25–36. https://doi.org/10.61093/ssa.2(1).25-36.2026</w:t>
+      </w:r>
+    </w:p>
+    <w:p>
+      <w:pPr>
+        <w:spacing w:after="160" w:line="360"/>
+        <w:ind w:left="720" w:hanging="720"/>
+        <w:jc w:val="left"/>
+      </w:pPr>
+      <w:r>
+        <w:t xml:space="preserve">Barango-Tariah, S. A., Akujuru, C., &amp; Ogele, E. P. (2022). Conflict management strategies and farmers-herders' conflict in Benue State, Nigeria, 2011–2021. </w:t>
+      </w:r>
+      <w:r>
+        <w:rPr>
+          <w:i/>
+          <w:iCs/>
+        </w:rPr>
+        <w:t xml:space="preserve">Journal of Political Science and Leadership Research, 8</w:t>
+      </w:r>
+      <w:r>
+        <w:t xml:space="preserve">(2), 28–51. https://doi.org/10.56201/jpslr.v8.no2.2022.pg28.51</w:t>
+      </w:r>
+    </w:p>
+    <w:p>
+      <w:pPr>
+        <w:spacing w:after="160" w:line="360"/>
+        <w:ind w:left="720" w:hanging="720"/>
+        <w:jc w:val="left"/>
+      </w:pPr>
+      <w:r>
+        <w:t xml:space="preserve">Ejikeme, J. O., Ikpughur, C., Igbokwe, E. C., Udoudo, N. P., &amp; Njoku, R. E. (2022). Development of a web-based geospatial intelligent decision support system for control of herders and farmers crisis in Benue State Nigeria. </w:t>
+      </w:r>
+      <w:r>
+        <w:rPr>
+          <w:i/>
+          <w:iCs/>
+        </w:rPr>
+        <w:t xml:space="preserve">World Journal of Advanced Research and Reviews</w:t>
+      </w:r>
+      <w:r>
+        <w:t xml:space="preserve">. https://doi.org/10.5281/zenodo.7731627</w:t>
+      </w:r>
+    </w:p>
+    <w:p>
+      <w:pPr>
+        <w:spacing w:after="160" w:line="360"/>
+        <w:ind w:left="720" w:hanging="720"/>
+        <w:jc w:val="left"/>
+      </w:pPr>
+      <w:r>
+        <w:t xml:space="preserve">Faiyetole, A. A., &amp; Abiodun, W. O. (2026). Conflict corridor modeling of herder–farmer clashes in Nigeria: Climate change and land use dynamics in nomadic pastoral zones. </w:t>
+      </w:r>
+      <w:r>
+        <w:rPr>
+          <w:i/>
+          <w:iCs/>
+        </w:rPr>
+        <w:t xml:space="preserve">Rangeland Ecology &amp; Management, 106</w:t>
+      </w:r>
+      <w:r>
+        <w:t xml:space="preserve">, 93–107. https://doi.org/10.1016/j.rama.2026.01.005</w:t>
       </w:r>
     </w:p>
     <w:p>
@@ -9767,17 +9853,17 @@
         <w:jc w:val="left"/>
       </w:pPr>
       <w:r>
-        <w:t xml:space="preserve">International Crisis Group. (2017). </w:t>
+        <w:t xml:space="preserve">Federal Republic of Nigeria. (2024). </w:t>
       </w:r>
       <w:r>
         <w:rPr>
           <w:i/>
           <w:iCs/>
         </w:rPr>
-        <w:t xml:space="preserve">Herders against farmers: Nigeria's expanding deadly conflict</w:t>
-      </w:r>
-      <w:r>
-        <w:t xml:space="preserve"> (Africa Report No. 252). https://www.crisisgroup.org/rpt/africa/nigeria/252-herders-against-farmers-nigerias-expanding-deadly-conflict</w:t>
+        <w:t xml:space="preserve">Cybercrimes (Prohibition, Prevention, etc.) (Amendment) Act, 2024</w:t>
+      </w:r>
+      <w:r>
+        <w:t xml:space="preserve">. Federal Government Printer.</w:t>
       </w:r>
     </w:p>
     <w:p>
@@ -9787,17 +9873,17 @@
         <w:jc w:val="left"/>
       </w:pPr>
       <w:r>
-        <w:t xml:space="preserve">International Crisis Group. (2018). </w:t>
+        <w:t xml:space="preserve">Grassi, L., Ciranni, M., Baglietto, P., Recchiuto, C. T., Maresca, M., &amp; Sgorbissa, A. (2023). Emergency management through information crowdsourcing. </w:t>
       </w:r>
       <w:r>
         <w:rPr>
           <w:i/>
           <w:iCs/>
         </w:rPr>
-        <w:t xml:space="preserve">Stopping Nigeria's spiralling farmer-herder violence</w:t>
-      </w:r>
-      <w:r>
-        <w:t xml:space="preserve"> (Africa Report No. 262). https://www.crisisgroup.org/rpt/africa/nigeria/262-stopping-nigerias-spiralling-farmer-herder-violence</w:t>
+        <w:t xml:space="preserve">Information Processing &amp; Management, 60</w:t>
+      </w:r>
+      <w:r>
+        <w:t xml:space="preserve">(4), 103386. https://doi.org/10.1016/j.ipm.2023.103386</w:t>
       </w:r>
     </w:p>
     <w:p>
@@ -9807,17 +9893,17 @@
         <w:jc w:val="left"/>
       </w:pPr>
       <w:r>
-        <w:t xml:space="preserve">Krawczyk, H., &amp; Eronen, P. (2010). </w:t>
+        <w:t xml:space="preserve">Hegre, H., Bell, C., Colaresi, M. P., Croicu, M., Hoyles, F., Jansen, R., Leis, M., Lindqvist-McGowan, A., Randahl, D., Rød, E. G., &amp; Vesco, P. (2021). ViEWS2020: Revising and evaluating the ViEWS political Violence Early-Warning System. </w:t>
       </w:r>
       <w:r>
         <w:rPr>
           <w:i/>
           <w:iCs/>
         </w:rPr>
-        <w:t xml:space="preserve">HMAC-based extract-and-expand key derivation function (HKDF)</w:t>
-      </w:r>
-      <w:r>
-        <w:t xml:space="preserve"> (RFC 5869). Internet Engineering Task Force. https://doi.org/10.17487/RFC5869</w:t>
+        <w:t xml:space="preserve">Journal of Peace Research, 58</w:t>
+      </w:r>
+      <w:r>
+        <w:t xml:space="preserve">(3), 599–611. https://doi.org/10.1177/0022343320962157</w:t>
       </w:r>
     </w:p>
     <w:p>
@@ -9827,17 +9913,17 @@
         <w:jc w:val="left"/>
       </w:pPr>
       <w:r>
-        <w:t xml:space="preserve">Krawczyk, H., Bellare, M., &amp; Canetti, R. (1997). </w:t>
+        <w:t xml:space="preserve">Herlin, A., Brunberg, E., Hultgren, J., Högberg, N., Rydberg, A., &amp; Skarin, A. (2021). Animal welfare implications of digital tools for monitoring and management of cattle and sheep on pasture. </w:t>
       </w:r>
       <w:r>
         <w:rPr>
           <w:i/>
           <w:iCs/>
         </w:rPr>
-        <w:t xml:space="preserve">HMAC: Keyed-hashing for message authentication</w:t>
-      </w:r>
-      <w:r>
-        <w:t xml:space="preserve"> (RFC 2104). Internet Engineering Task Force. https://doi.org/10.17487/RFC2104</w:t>
+        <w:t xml:space="preserve">Animals, 11</w:t>
+      </w:r>
+      <w:r>
+        <w:t xml:space="preserve">(3), 829. https://doi.org/10.3390/ani11030829</w:t>
       </w:r>
     </w:p>
     <w:p>
@@ -9847,17 +9933,17 @@
         <w:jc w:val="left"/>
       </w:pPr>
       <w:r>
-        <w:t xml:space="preserve">Nigeria Security and Civil Defence Corps. (n.d.). </w:t>
+        <w:t xml:space="preserve">Muhammad, I. J. (2026). Assessing the early warning-response gap in ECOWAS conflict prevention, 2010–2025. </w:t>
       </w:r>
       <w:r>
         <w:rPr>
           <w:i/>
           <w:iCs/>
         </w:rPr>
-        <w:t xml:space="preserve">FG creates Agro Rangers Corps, set to deploy 3,000 to farms, ranches</w:t>
-      </w:r>
-      <w:r>
-        <w:t xml:space="preserve">. https://nscdc.gov.ng/fg-creates-agro-rangers-corps-set-to-deploy-3000-to-farms-ranches/</w:t>
+        <w:t xml:space="preserve">Journal of Political Science and Leadership Research, 12</w:t>
+      </w:r>
+      <w:r>
+        <w:t xml:space="preserve">(7), 99–110. https://doi.org/10.56201/jpslr.vol.12.no7.2026.pg99.110</w:t>
       </w:r>
     </w:p>
     <w:p>
@@ -9867,17 +9953,17 @@
         <w:jc w:val="left"/>
       </w:pPr>
       <w:r>
-        <w:t xml:space="preserve">Okolloh, O. (2009). Ushahidi, or 'testimony': Web 2.0 tools for crowdsourcing crisis information. </w:t>
+        <w:t xml:space="preserve">Musa, H. A., Musa, S., Ekpa, D. E., Laide, A., Bitrus, C., Abubakar, A. T., Isah, Z., &amp; Salaudeen, F. (2024). Spatial pattern of farmers-herders conflicts in Guma and Logo Local Government Areas, Benue State, Nigeria. </w:t>
       </w:r>
       <w:r>
         <w:rPr>
           <w:i/>
           <w:iCs/>
         </w:rPr>
-        <w:t xml:space="preserve">Participatory Learning and Action, 59</w:t>
-      </w:r>
-      <w:r>
-        <w:t xml:space="preserve">, 65–70. International Institute for Environment and Development.</w:t>
+        <w:t xml:space="preserve">International Journal of Research and Innovation in Social Science, 7</w:t>
+      </w:r>
+      <w:r>
+        <w:t xml:space="preserve">(12), 821–834. https://doi.org/10.47772/IJRISS.2023.7012063</w:t>
       </w:r>
     </w:p>
     <w:p>
@@ -9887,7 +9973,127 @@
         <w:jc w:val="left"/>
       </w:pPr>
       <w:r>
-        <w:t xml:space="preserve">Pfleeger, C. P., Pfleeger, S. L., &amp; Margulies, J. (2015). </w:t>
+        <w:t xml:space="preserve">Mwanga, G., Ekwem, D., Chagunda, M. G. G., &amp; Shirima, G. (2025). Understanding seasonal migration and resource use among pastoralists in Tanzania: A participatory mapping and GPS tracking approach. </w:t>
+      </w:r>
+      <w:r>
+        <w:rPr>
+          <w:i/>
+          <w:iCs/>
+        </w:rPr>
+        <w:t xml:space="preserve">Pastoralism: Research, Policy and Practice, 15</w:t>
+      </w:r>
+      <w:r>
+        <w:t xml:space="preserve">. https://doi.org/10.3389/past.2025.15233</w:t>
+      </w:r>
+    </w:p>
+    <w:p>
+      <w:pPr>
+        <w:spacing w:after="160" w:line="360"/>
+        <w:ind w:left="720" w:hanging="720"/>
+        <w:jc w:val="left"/>
+      </w:pPr>
+      <w:r>
+        <w:t xml:space="preserve">Nasidi, Q. Y., Hassan, I., Ahmad, M. F., &amp; Saminu, I. (2025). Digitisation and information dissemination: Evaluating the effect of information spread on national conflict in Nigeria. </w:t>
+      </w:r>
+      <w:r>
+        <w:rPr>
+          <w:i/>
+          <w:iCs/>
+        </w:rPr>
+        <w:t xml:space="preserve">Information Development</w:t>
+      </w:r>
+      <w:r>
+        <w:t xml:space="preserve">. Advance online publication. https://doi.org/10.1177/02666669251358479</w:t>
+      </w:r>
+    </w:p>
+    <w:p>
+      <w:pPr>
+        <w:spacing w:after="160" w:line="360"/>
+        <w:ind w:left="720" w:hanging="720"/>
+        <w:jc w:val="left"/>
+      </w:pPr>
+      <w:r>
+        <w:t xml:space="preserve">Njoku, C., Okpiliya, F., Efiong, J., &amp; Erhabor, F. (2023). Effects of socio-ecological factors on the pastoralists-farmers conflicts in Nigeria's Mid-Benue Trough. </w:t>
+      </w:r>
+      <w:r>
+        <w:rPr>
+          <w:i/>
+          <w:iCs/>
+        </w:rPr>
+        <w:t xml:space="preserve">Remote Sensing Applications: Society and Environment, 30</w:t>
+      </w:r>
+      <w:r>
+        <w:t xml:space="preserve">, 100948. https://doi.org/10.1016/j.rsase.2023.100948</w:t>
+      </w:r>
+    </w:p>
+    <w:p>
+      <w:pPr>
+        <w:spacing w:after="160" w:line="360"/>
+        <w:ind w:left="720" w:hanging="720"/>
+        <w:jc w:val="left"/>
+      </w:pPr>
+      <w:r>
+        <w:t xml:space="preserve">Nwankwo, C. F. (2024a). From ejecting the herds to hidden dangers: Farmer-herder conflict and criminality in ungoverned forests along the Benue-Nasarawa-Taraba border. </w:t>
+      </w:r>
+      <w:r>
+        <w:rPr>
+          <w:i/>
+          <w:iCs/>
+        </w:rPr>
+        <w:t xml:space="preserve">Trees, Forests and People, 17</w:t>
+      </w:r>
+      <w:r>
+        <w:t xml:space="preserve">, 100626. https://doi.org/10.1016/j.tfp.2024.100626</w:t>
+      </w:r>
+    </w:p>
+    <w:p>
+      <w:pPr>
+        <w:spacing w:after="160" w:line="360"/>
+        <w:ind w:left="720" w:hanging="720"/>
+        <w:jc w:val="left"/>
+      </w:pPr>
+      <w:r>
+        <w:t xml:space="preserve">Nwankwo, C. F. (2024b). Environmental change and identity questions in farmer and herder's eco-violence narratives in the Nigerian Benue Valley. </w:t>
+      </w:r>
+      <w:r>
+        <w:rPr>
+          <w:i/>
+          <w:iCs/>
+        </w:rPr>
+        <w:t xml:space="preserve">SN Social Sciences, 4</w:t>
+      </w:r>
+      <w:r>
+        <w:t xml:space="preserve">(2). https://doi.org/10.1007/s43545-024-00854-4</w:t>
+      </w:r>
+    </w:p>
+    <w:p>
+      <w:pPr>
+        <w:spacing w:after="160" w:line="360"/>
+        <w:ind w:left="720" w:hanging="720"/>
+        <w:jc w:val="left"/>
+      </w:pPr>
+      <w:r>
+        <w:t xml:space="preserve">Nwankwo, C. F. (2025). Perceptions of injustices in the struggle for scarce critical lands: Farmer-herder conflict and violence escalation in the Benue-Nasarawa borderland. </w:t>
+      </w:r>
+      <w:r>
+        <w:rPr>
+          <w:i/>
+          <w:iCs/>
+        </w:rPr>
+        <w:t xml:space="preserve">World Development, 186</w:t>
+      </w:r>
+      <w:r>
+        <w:t xml:space="preserve">, 106824. https://doi.org/10.1016/j.worlddev.2024.106824</w:t>
+      </w:r>
+    </w:p>
+    <w:p>
+      <w:pPr>
+        <w:spacing w:after="160" w:line="360"/>
+        <w:ind w:left="720" w:hanging="720"/>
+        <w:jc w:val="left"/>
+      </w:pPr>
+      <w:r>
+        <w:t xml:space="preserve">Pfleeger, C. P., Pfleeger, S. L., &amp; Coles-Kemp, L. (2023). </w:t>
       </w:r>
       <w:r>
         <w:rPr>
@@ -9897,7 +10103,7 @@
         <w:t xml:space="preserve">Security in computing</w:t>
       </w:r>
       <w:r>
-        <w:t xml:space="preserve"> (5th ed.). Prentice Hall.</w:t>
+        <w:t xml:space="preserve"> (6th ed.). Addison-Wesley.</w:t>
       </w:r>
     </w:p>
     <w:p>
@@ -9907,17 +10113,17 @@
         <w:jc w:val="left"/>
       </w:pPr>
       <w:r>
-        <w:t xml:space="preserve">Raleigh, C., Linke, A., Hegre, H., &amp; Karlsen, J. (2010). Introducing ACLED: An armed conflict location and event dataset. </w:t>
+        <w:t xml:space="preserve">Rød, E. G., Gåsste, T., &amp; Hegre, H. (2024). A review and comparison of conflict early warning systems. </w:t>
       </w:r>
       <w:r>
         <w:rPr>
           <w:i/>
           <w:iCs/>
         </w:rPr>
-        <w:t xml:space="preserve">Journal of Peace Research, 47</w:t>
-      </w:r>
-      <w:r>
-        <w:t xml:space="preserve">(5), 651–660. https://doi.org/10.1177/0022343310378914</w:t>
+        <w:t xml:space="preserve">International Journal of Forecasting, 40</w:t>
+      </w:r>
+      <w:r>
+        <w:t xml:space="preserve">(1), 96–112. https://doi.org/10.1016/j.ijforecast.2023.01.001</w:t>
       </w:r>
     </w:p>
     <w:p>
@@ -9927,17 +10133,17 @@
         <w:jc w:val="left"/>
       </w:pPr>
       <w:r>
-        <w:t xml:space="preserve">Schneier, B., &amp; Kelsey, J. (1999). Secure audit logs to support computer forensics. </w:t>
+        <w:t xml:space="preserve">Scriban, A., Nabeneza, S., Cornélis, D., Delay, É., Vayssières, J., Cesaro, J.-D., &amp; Salgado, P. (2024). GPS-based hidden Markov models to document pastoral mobility in the Sahel. </w:t>
       </w:r>
       <w:r>
         <w:rPr>
           <w:i/>
           <w:iCs/>
         </w:rPr>
-        <w:t xml:space="preserve">ACM Transactions on Information and System Security, 2</w:t>
-      </w:r>
-      <w:r>
-        <w:t xml:space="preserve">(2), 159–176. https://doi.org/10.1145/317087.317089</w:t>
+        <w:t xml:space="preserve">Sensors, 24</w:t>
+      </w:r>
+      <w:r>
+        <w:t xml:space="preserve">(21), 6964. https://doi.org/10.3390/s24216964</w:t>
       </w:r>
     </w:p>
     <w:p>
@@ -9947,17 +10153,17 @@
         <w:jc w:val="left"/>
       </w:pPr>
       <w:r>
-        <w:t xml:space="preserve">Stallings, W., &amp; Brown, L. (2018). </w:t>
+        <w:t xml:space="preserve">Usman, M., &amp; Nichol, J. E. (2022). Changes in agricultural and grazing land, and insights for mitigating farmer-herder conflict in West Africa. </w:t>
       </w:r>
       <w:r>
         <w:rPr>
           <w:i/>
           <w:iCs/>
         </w:rPr>
-        <w:t xml:space="preserve">Computer security: Principles and practice</w:t>
-      </w:r>
-      <w:r>
-        <w:t xml:space="preserve"> (4th ed.). Pearson.</w:t>
+        <w:t xml:space="preserve">Landscape and Urban Planning, 222</w:t>
+      </w:r>
+      <w:r>
+        <w:t xml:space="preserve">, 104383. https://doi.org/10.1016/j.landurbplan.2022.104383</w:t>
       </w:r>
     </w:p>
     <w:p>
